--- a/CÔNG TY TNHH THƯƠNG MẠI DAVINCI VIỆT NAM/GPKD.docx
+++ b/CÔNG TY TNHH THƯƠNG MẠI DAVINCI VIỆT NAM/GPKD.docx
@@ -30,63 +30,7 @@
                 <w:b/>
                 <w:sz w:val="22"/>
               </w:rPr>
-              <w:t>S</w:t>
-            </w:r>
-            <w:r>
-              <w:rPr>
-                <w:b/>
-                <w:sz w:val="22"/>
-              </w:rPr>
-              <w:t>Ở</w:t>
-            </w:r>
-            <w:r>
-              <w:rPr>
-                <w:b/>
-                <w:sz w:val="22"/>
-              </w:rPr>
-              <w:t xml:space="preserve"> K</w:t>
-            </w:r>
-            <w:r>
-              <w:rPr>
-                <w:b/>
-                <w:sz w:val="22"/>
-              </w:rPr>
-              <w:t>Ế</w:t>
-            </w:r>
-            <w:r>
-              <w:rPr>
-                <w:b/>
-                <w:sz w:val="22"/>
-              </w:rPr>
-              <w:t xml:space="preserve"> HO</w:t>
-            </w:r>
-            <w:r>
-              <w:rPr>
-                <w:b/>
-                <w:sz w:val="22"/>
-              </w:rPr>
-              <w:t>Ạ</w:t>
-            </w:r>
-            <w:r>
-              <w:rPr>
-                <w:b/>
-                <w:sz w:val="22"/>
-              </w:rPr>
-              <w:t>CH VÀ Đ</w:t>
-            </w:r>
-            <w:r>
-              <w:rPr>
-                <w:b/>
-                <w:sz w:val="22"/>
-              </w:rPr>
-              <w:t>Ầ</w:t>
-            </w:r>
-            <w:r>
-              <w:rPr>
-                <w:b/>
-                <w:sz w:val="22"/>
-              </w:rPr>
-              <w:t>U TƯ</w:t>
+              <w:t>SỞ KẾ HOẠCH VÀ ĐẦU TƯ</w:t>
             </w:r>
             <w:r>
               <w:rPr>
@@ -94,21 +38,7 @@
                 <w:sz w:val="22"/>
               </w:rPr>
               <w:br/>
-              <w:t>T</w:t>
-            </w:r>
-            <w:r>
-              <w:rPr>
-                <w:b/>
-                <w:sz w:val="22"/>
-              </w:rPr>
-              <w:t>Ỉ</w:t>
-            </w:r>
-            <w:r>
-              <w:rPr>
-                <w:b/>
-                <w:sz w:val="22"/>
-              </w:rPr>
-              <w:t>NH BÌNH DƯƠNG</w:t>
+              <w:t>TỈNH BÌNH DƯƠNG</w:t>
             </w:r>
             <w:r>
               <w:rPr>
@@ -134,63 +64,7 @@
                 <w:b/>
                 <w:sz w:val="22"/>
               </w:rPr>
-              <w:t>C</w:t>
-            </w:r>
-            <w:r>
-              <w:rPr>
-                <w:b/>
-                <w:sz w:val="22"/>
-              </w:rPr>
-              <w:t>Ộ</w:t>
-            </w:r>
-            <w:r>
-              <w:rPr>
-                <w:b/>
-                <w:sz w:val="22"/>
-              </w:rPr>
-              <w:t>NG HÒA XÃ H</w:t>
-            </w:r>
-            <w:r>
-              <w:rPr>
-                <w:b/>
-                <w:sz w:val="22"/>
-              </w:rPr>
-              <w:t>Ộ</w:t>
-            </w:r>
-            <w:r>
-              <w:rPr>
-                <w:b/>
-                <w:sz w:val="22"/>
-              </w:rPr>
-              <w:t>I CH</w:t>
-            </w:r>
-            <w:r>
-              <w:rPr>
-                <w:b/>
-                <w:sz w:val="22"/>
-              </w:rPr>
-              <w:t>Ủ</w:t>
-            </w:r>
-            <w:r>
-              <w:rPr>
-                <w:b/>
-                <w:sz w:val="22"/>
-              </w:rPr>
-              <w:t xml:space="preserve"> NGHĨA VI</w:t>
-            </w:r>
-            <w:r>
-              <w:rPr>
-                <w:b/>
-                <w:sz w:val="22"/>
-              </w:rPr>
-              <w:t>Ệ</w:t>
-            </w:r>
-            <w:r>
-              <w:rPr>
-                <w:b/>
-                <w:sz w:val="22"/>
-              </w:rPr>
-              <w:t>T NAM</w:t>
+              <w:t>CỘNG HÒA XÃ HỘI CHỦ NGHĨA VIỆT NAM</w:t>
             </w:r>
             <w:r>
               <w:rPr>
@@ -203,55 +77,7 @@
               <w:rPr>
                 <w:b/>
               </w:rPr>
-              <w:t>Đ</w:t>
-            </w:r>
-            <w:r>
-              <w:rPr>
-                <w:b/>
-              </w:rPr>
-              <w:t>ộ</w:t>
-            </w:r>
-            <w:r>
-              <w:rPr>
-                <w:b/>
-              </w:rPr>
-              <w:t>c l</w:t>
-            </w:r>
-            <w:r>
-              <w:rPr>
-                <w:b/>
-              </w:rPr>
-              <w:t>ậ</w:t>
-            </w:r>
-            <w:r>
-              <w:rPr>
-                <w:b/>
-              </w:rPr>
-              <w:t>p – T</w:t>
-            </w:r>
-            <w:r>
-              <w:rPr>
-                <w:b/>
-              </w:rPr>
-              <w:t>ự</w:t>
-            </w:r>
-            <w:r>
-              <w:rPr>
-                <w:b/>
-              </w:rPr>
-              <w:t xml:space="preserve"> do – H</w:t>
-            </w:r>
-            <w:r>
-              <w:rPr>
-                <w:b/>
-              </w:rPr>
-              <w:t>ạ</w:t>
-            </w:r>
-            <w:r>
-              <w:rPr>
-                <w:b/>
-              </w:rPr>
-              <w:t>nh phúc</w:t>
+              <w:t>Độc lập – Tự do – Hạnh phúc</w:t>
             </w:r>
           </w:p>
         </w:tc>
@@ -273,71 +99,7 @@
           <w:color w:val="B40000"/>
           <w:sz w:val="30"/>
         </w:rPr>
-        <w:t>GI</w:t>
-      </w:r>
-      <w:r>
-        <w:rPr>
-          <w:b/>
-          <w:color w:val="B40000"/>
-          <w:sz w:val="30"/>
-        </w:rPr>
-        <w:t>Ấ</w:t>
-      </w:r>
-      <w:r>
-        <w:rPr>
-          <w:b/>
-          <w:color w:val="B40000"/>
-          <w:sz w:val="30"/>
-        </w:rPr>
-        <w:t>Y CH</w:t>
-      </w:r>
-      <w:r>
-        <w:rPr>
-          <w:b/>
-          <w:color w:val="B40000"/>
-          <w:sz w:val="30"/>
-        </w:rPr>
-        <w:t>Ứ</w:t>
-      </w:r>
-      <w:r>
-        <w:rPr>
-          <w:b/>
-          <w:color w:val="B40000"/>
-          <w:sz w:val="30"/>
-        </w:rPr>
-        <w:t>NG NH</w:t>
-      </w:r>
-      <w:r>
-        <w:rPr>
-          <w:b/>
-          <w:color w:val="B40000"/>
-          <w:sz w:val="30"/>
-        </w:rPr>
-        <w:t>Ậ</w:t>
-      </w:r>
-      <w:r>
-        <w:rPr>
-          <w:b/>
-          <w:color w:val="B40000"/>
-          <w:sz w:val="30"/>
-        </w:rPr>
-        <w:t>N ĐĂNG KÝ DOANH NGHI</w:t>
-      </w:r>
-      <w:r>
-        <w:rPr>
-          <w:b/>
-          <w:color w:val="B40000"/>
-          <w:sz w:val="30"/>
-        </w:rPr>
-        <w:t>Ệ</w:t>
-      </w:r>
-      <w:r>
-        <w:rPr>
-          <w:b/>
-          <w:color w:val="B40000"/>
-          <w:sz w:val="30"/>
-        </w:rPr>
-        <w:t>P</w:t>
+        <w:t>GIẤY CHỨNG NHẬN ĐĂNG KÝ DOANH NGHIỆP</w:t>
       </w:r>
       <w:r>
         <w:rPr>
@@ -352,63 +114,7 @@
           <w:b/>
           <w:sz w:val="26"/>
         </w:rPr>
-        <w:t>CÔNG TY TRÁCH NHI</w:t>
-      </w:r>
-      <w:r>
-        <w:rPr>
-          <w:b/>
-          <w:sz w:val="26"/>
-        </w:rPr>
-        <w:t>Ệ</w:t>
-      </w:r>
-      <w:r>
-        <w:rPr>
-          <w:b/>
-          <w:sz w:val="26"/>
-        </w:rPr>
-        <w:t>M H</w:t>
-      </w:r>
-      <w:r>
-        <w:rPr>
-          <w:b/>
-          <w:sz w:val="26"/>
-        </w:rPr>
-        <w:t>Ữ</w:t>
-      </w:r>
-      <w:r>
-        <w:rPr>
-          <w:b/>
-          <w:sz w:val="26"/>
-        </w:rPr>
-        <w:t>U H</w:t>
-      </w:r>
-      <w:r>
-        <w:rPr>
-          <w:b/>
-          <w:sz w:val="26"/>
-        </w:rPr>
-        <w:t>Ạ</w:t>
-      </w:r>
-      <w:r>
-        <w:rPr>
-          <w:b/>
-          <w:sz w:val="26"/>
-        </w:rPr>
-        <w:t>N M</w:t>
-      </w:r>
-      <w:r>
-        <w:rPr>
-          <w:b/>
-          <w:sz w:val="26"/>
-        </w:rPr>
-        <w:t>Ộ</w:t>
-      </w:r>
-      <w:r>
-        <w:rPr>
-          <w:b/>
-          <w:sz w:val="26"/>
-        </w:rPr>
-        <w:t>T THÀNH VIÊN</w:t>
+        <w:t>CÔNG TY TRÁCH NHIỆM HỮU HẠN MỘT THÀNH VIÊN</w:t>
       </w:r>
     </w:p>
     <w:p>
@@ -417,19 +123,7 @@
         <w:jc w:val="center"/>
       </w:pPr>
       <w:r>
-        <w:t>Mã s</w:t>
-      </w:r>
-      <w:r>
-        <w:t>ố</w:t>
-      </w:r>
-      <w:r>
-        <w:t xml:space="preserve"> doanh nghi</w:t>
-      </w:r>
-      <w:r>
-        <w:t>ệ</w:t>
-      </w:r>
-      <w:r>
-        <w:t xml:space="preserve">p: </w:t>
+        <w:t xml:space="preserve">Mã số doanh nghiệp: </w:t>
       </w:r>
       <w:r>
         <w:rPr>
@@ -447,37 +141,7 @@
         <w:rPr>
           <w:i/>
         </w:rPr>
-        <w:t>Đăng ký l</w:t>
-      </w:r>
-      <w:r>
-        <w:rPr>
-          <w:i/>
-        </w:rPr>
-        <w:t>ầ</w:t>
-      </w:r>
-      <w:r>
-        <w:rPr>
-          <w:i/>
-        </w:rPr>
-        <w:t>n đ</w:t>
-      </w:r>
-      <w:r>
-        <w:rPr>
-          <w:i/>
-        </w:rPr>
-        <w:t>ầ</w:t>
-      </w:r>
-      <w:r>
-        <w:rPr>
-          <w:i/>
-        </w:rPr>
-        <w:t>u:</w:t>
-      </w:r>
-      <w:r>
-        <w:rPr>
-          <w:i/>
-        </w:rPr>
-        <w:t xml:space="preserve"> ngày 10 tháng 01 năm 2023</w:t>
+        <w:t>Đăng ký lần đầu: ngày 10 tháng 01 năm 2023</w:t>
       </w:r>
     </w:p>
     <w:p>
@@ -497,61 +161,13 @@
         <w:ind w:left="288"/>
       </w:pPr>
       <w:r>
-        <w:t>Tên công ty vi</w:t>
-      </w:r>
-      <w:r>
-        <w:t>ế</w:t>
-      </w:r>
-      <w:r>
-        <w:t>t b</w:t>
-      </w:r>
-      <w:r>
-        <w:t>ằ</w:t>
-      </w:r>
-      <w:r>
-        <w:t>ng ti</w:t>
-      </w:r>
-      <w:r>
-        <w:t>ế</w:t>
-      </w:r>
-      <w:r>
-        <w:t>ng Vi</w:t>
-      </w:r>
-      <w:r>
-        <w:t>ệ</w:t>
-      </w:r>
-      <w:r>
-        <w:t xml:space="preserve">t: </w:t>
+        <w:t xml:space="preserve">Tên công ty viết bằng tiếng Việt: </w:t>
       </w:r>
       <w:r>
         <w:rPr>
           <w:b/>
         </w:rPr>
-        <w:t>CÔNG TY TNHH THƯƠNG M</w:t>
-      </w:r>
-      <w:r>
-        <w:rPr>
-          <w:b/>
-        </w:rPr>
-        <w:t>Ạ</w:t>
-      </w:r>
-      <w:r>
-        <w:rPr>
-          <w:b/>
-        </w:rPr>
-        <w:t>I DAVINCI VI</w:t>
-      </w:r>
-      <w:r>
-        <w:rPr>
-          <w:b/>
-        </w:rPr>
-        <w:t>Ệ</w:t>
-      </w:r>
-      <w:r>
-        <w:rPr>
-          <w:b/>
-        </w:rPr>
-        <w:t>T NAM</w:t>
+        <w:t>CÔNG TY TNHH THƯƠNG MẠI DAVINCI VIỆT NAM</w:t>
       </w:r>
     </w:p>
     <w:p>
@@ -560,31 +176,7 @@
         <w:ind w:left="288"/>
       </w:pPr>
       <w:r>
-        <w:t>Tên công ty vi</w:t>
-      </w:r>
-      <w:r>
-        <w:t>ế</w:t>
-      </w:r>
-      <w:r>
-        <w:t>t b</w:t>
-      </w:r>
-      <w:r>
-        <w:t>ằ</w:t>
-      </w:r>
-      <w:r>
-        <w:t>ng ti</w:t>
-      </w:r>
-      <w:r>
-        <w:t>ế</w:t>
-      </w:r>
-      <w:r>
-        <w:t>ng nư</w:t>
-      </w:r>
-      <w:r>
-        <w:t>ớ</w:t>
-      </w:r>
-      <w:r>
-        <w:t>c ngoài: DAVINCI VIET NAM TRADING COMPANY LIMITED</w:t>
+        <w:t>Tên công ty viết bằng tiếng nước ngoài: DAVINCI VIET NAM TRADING COMPANY LIMITED</w:t>
       </w:r>
     </w:p>
     <w:p>
@@ -593,19 +185,7 @@
         <w:ind w:left="288"/>
       </w:pPr>
       <w:r>
-        <w:t>Tên công ty vi</w:t>
-      </w:r>
-      <w:r>
-        <w:t>ế</w:t>
-      </w:r>
-      <w:r>
-        <w:t>t t</w:t>
-      </w:r>
-      <w:r>
-        <w:t>ắ</w:t>
-      </w:r>
-      <w:r>
-        <w:t>t: DAVINCI VIET NAM TRADING CO.,LTD</w:t>
+        <w:t>Tên công ty viết tắt: DAVINCI VIET NAM TRADING CO.,LTD</w:t>
       </w:r>
     </w:p>
     <w:p>
@@ -616,61 +196,7 @@
         <w:rPr>
           <w:b/>
         </w:rPr>
-        <w:t xml:space="preserve">2. </w:t>
-      </w:r>
-      <w:r>
-        <w:rPr>
-          <w:b/>
-        </w:rPr>
-        <w:t>Đ</w:t>
-      </w:r>
-      <w:r>
-        <w:rPr>
-          <w:b/>
-        </w:rPr>
-        <w:t>ị</w:t>
-      </w:r>
-      <w:r>
-        <w:rPr>
-          <w:b/>
-        </w:rPr>
-        <w:t>a ch</w:t>
-      </w:r>
-      <w:r>
-        <w:rPr>
-          <w:b/>
-        </w:rPr>
-        <w:t>ỉ</w:t>
-      </w:r>
-      <w:r>
-        <w:rPr>
-          <w:b/>
-        </w:rPr>
-        <w:t xml:space="preserve"> tr</w:t>
-      </w:r>
-      <w:r>
-        <w:rPr>
-          <w:b/>
-        </w:rPr>
-        <w:t>ụ</w:t>
-      </w:r>
-      <w:r>
-        <w:rPr>
-          <w:b/>
-        </w:rPr>
-        <w:t xml:space="preserve"> s</w:t>
-      </w:r>
-      <w:r>
-        <w:rPr>
-          <w:b/>
-        </w:rPr>
-        <w:t>ở</w:t>
-      </w:r>
-      <w:r>
-        <w:rPr>
-          <w:b/>
-        </w:rPr>
-        <w:t xml:space="preserve"> chính</w:t>
+        <w:t>2. Địa chỉ trụ sở chính</w:t>
       </w:r>
     </w:p>
     <w:p>
@@ -679,19 +205,7 @@
         <w:ind w:left="288"/>
       </w:pPr>
       <w:r>
-        <w:t>Đ</w:t>
-      </w:r>
-      <w:r>
-        <w:t>ị</w:t>
-      </w:r>
-      <w:r>
-        <w:t>a ch</w:t>
-      </w:r>
-      <w:r>
-        <w:t>ỉ</w:t>
-      </w:r>
-      <w:r>
-        <w:t xml:space="preserve">: </w:t>
+        <w:t xml:space="preserve">Địa chỉ: </w:t>
       </w:r>
       <w:r>
         <w:t>DC40-505, Khu Oasis II, KDC Việt Sing, Khu Phố 4, Phường An Phú, T</w:t>
@@ -709,19 +223,7 @@
         <w:ind w:left="288"/>
       </w:pPr>
       <w:r>
-        <w:t>Đi</w:t>
-      </w:r>
-      <w:r>
-        <w:t>ệ</w:t>
-      </w:r>
-      <w:r>
-        <w:t>n tho</w:t>
-      </w:r>
-      <w:r>
-        <w:t>ạ</w:t>
-      </w:r>
-      <w:r>
-        <w:t>i: 0708386909</w:t>
+        <w:t>Điện thoại: 0708386909</w:t>
       </w:r>
     </w:p>
     <w:p>
@@ -732,8 +234,6 @@
       <w:r>
         <w:t xml:space="preserve">Fax: </w:t>
       </w:r>
-      <w:bookmarkStart w:id="0" w:name="_GoBack"/>
-      <w:bookmarkEnd w:id="0"/>
     </w:p>
     <w:p>
       <w:pPr>
@@ -764,37 +264,7 @@
         <w:rPr>
           <w:b/>
         </w:rPr>
-        <w:t>3. V</w:t>
-      </w:r>
-      <w:r>
-        <w:rPr>
-          <w:b/>
-        </w:rPr>
-        <w:t>ố</w:t>
-      </w:r>
-      <w:r>
-        <w:rPr>
-          <w:b/>
-        </w:rPr>
-        <w:t>n đi</w:t>
-      </w:r>
-      <w:r>
-        <w:rPr>
-          <w:b/>
-        </w:rPr>
-        <w:t>ề</w:t>
-      </w:r>
-      <w:r>
-        <w:rPr>
-          <w:b/>
-        </w:rPr>
-        <w:t>u l</w:t>
-      </w:r>
-      <w:r>
-        <w:rPr>
-          <w:b/>
-        </w:rPr>
-        <w:t>ệ</w:t>
+        <w:t>3. Vốn điều lệ</w:t>
       </w:r>
     </w:p>
     <w:p>
@@ -803,43 +273,13 @@
         <w:ind w:left="288"/>
       </w:pPr>
       <w:r>
-        <w:t>V</w:t>
-      </w:r>
-      <w:r>
-        <w:t>ố</w:t>
-      </w:r>
-      <w:r>
-        <w:t>n đi</w:t>
-      </w:r>
-      <w:r>
-        <w:t>ề</w:t>
-      </w:r>
-      <w:r>
-        <w:t>u l</w:t>
-      </w:r>
-      <w:r>
-        <w:t>ệ</w:t>
-      </w:r>
-      <w:r>
-        <w:t xml:space="preserve">: </w:t>
+        <w:t xml:space="preserve">Vốn điều lệ: </w:t>
       </w:r>
       <w:r>
         <w:rPr>
           <w:b/>
         </w:rPr>
-        <w:t>10.000.000.000 đ</w:t>
-      </w:r>
-      <w:r>
-        <w:rPr>
-          <w:b/>
-        </w:rPr>
-        <w:t>ồ</w:t>
-      </w:r>
-      <w:r>
-        <w:rPr>
-          <w:b/>
-        </w:rPr>
-        <w:t>ng</w:t>
+        <w:t>10.000.000.000 đồng</w:t>
       </w:r>
     </w:p>
     <w:p>
@@ -848,61 +288,13 @@
         <w:ind w:left="288"/>
       </w:pPr>
       <w:r>
-        <w:t>B</w:t>
-      </w:r>
-      <w:r>
-        <w:t>ằ</w:t>
-      </w:r>
-      <w:r>
-        <w:t>ng ch</w:t>
-      </w:r>
-      <w:r>
-        <w:t>ữ</w:t>
-      </w:r>
-      <w:r>
-        <w:t xml:space="preserve">: </w:t>
+        <w:t xml:space="preserve">Bằng chữ: </w:t>
       </w:r>
       <w:r>
         <w:rPr>
           <w:b/>
         </w:rPr>
-        <w:t>Mư</w:t>
-      </w:r>
-      <w:r>
-        <w:rPr>
-          <w:b/>
-        </w:rPr>
-        <w:t>ờ</w:t>
-      </w:r>
-      <w:r>
-        <w:rPr>
-          <w:b/>
-        </w:rPr>
-        <w:t>i t</w:t>
-      </w:r>
-      <w:r>
-        <w:rPr>
-          <w:b/>
-        </w:rPr>
-        <w:t>ỷ</w:t>
-      </w:r>
-      <w:r>
-        <w:rPr>
-          <w:b/>
-        </w:rPr>
-        <w:t xml:space="preserve"> đ</w:t>
-      </w:r>
-      <w:r>
-        <w:rPr>
-          <w:b/>
-        </w:rPr>
-        <w:t>ồ</w:t>
-      </w:r>
-      <w:r>
-        <w:rPr>
-          <w:b/>
-        </w:rPr>
-        <w:t>ng</w:t>
+        <w:t>Mười tỷ đồng</w:t>
       </w:r>
     </w:p>
     <w:p>
@@ -913,55 +305,7 @@
         <w:rPr>
           <w:b/>
         </w:rPr>
-        <w:t>4. Thông tin v</w:t>
-      </w:r>
-      <w:r>
-        <w:rPr>
-          <w:b/>
-        </w:rPr>
-        <w:t>ề</w:t>
-      </w:r>
-      <w:r>
-        <w:rPr>
-          <w:b/>
-        </w:rPr>
-        <w:t xml:space="preserve"> ch</w:t>
-      </w:r>
-      <w:r>
-        <w:rPr>
-          <w:b/>
-        </w:rPr>
-        <w:t>ủ</w:t>
-      </w:r>
-      <w:r>
-        <w:rPr>
-          <w:b/>
-        </w:rPr>
-        <w:t xml:space="preserve"> s</w:t>
-      </w:r>
-      <w:r>
-        <w:rPr>
-          <w:b/>
-        </w:rPr>
-        <w:t>ở</w:t>
-      </w:r>
-      <w:r>
-        <w:rPr>
-          <w:b/>
-        </w:rPr>
-        <w:t xml:space="preserve"> h</w:t>
-      </w:r>
-      <w:r>
-        <w:rPr>
-          <w:b/>
-        </w:rPr>
-        <w:t>ữ</w:t>
-      </w:r>
-      <w:r>
-        <w:rPr>
-          <w:b/>
-        </w:rPr>
-        <w:t>u</w:t>
+        <w:t>4. Thông tin về chủ sở hữu</w:t>
       </w:r>
     </w:p>
     <w:p>
@@ -970,31 +314,13 @@
         <w:ind w:left="288"/>
       </w:pPr>
       <w:r>
-        <w:t>H</w:t>
-      </w:r>
-      <w:r>
-        <w:t>ọ</w:t>
-      </w:r>
-      <w:r>
-        <w:t xml:space="preserve"> và tên: </w:t>
+        <w:t xml:space="preserve">Họ và tên: </w:t>
       </w:r>
       <w:r>
         <w:rPr>
           <w:b/>
         </w:rPr>
-        <w:t>HU</w:t>
-      </w:r>
-      <w:r>
-        <w:rPr>
-          <w:b/>
-        </w:rPr>
-        <w:t>Ỳ</w:t>
-      </w:r>
-      <w:r>
-        <w:rPr>
-          <w:b/>
-        </w:rPr>
-        <w:t>NH MAI THANH TUYÊN</w:t>
+        <w:t>HUỲNH MAI THANH TUYỀN</w:t>
       </w:r>
     </w:p>
     <w:p>
@@ -1003,16 +329,7 @@
         <w:ind w:left="288"/>
       </w:pPr>
       <w:r>
-        <w:t>Sinh ngày: 30/05/1988            Gi</w:t>
-      </w:r>
-      <w:r>
-        <w:t>ớ</w:t>
-      </w:r>
-      <w:r>
-        <w:t>i tính: N</w:t>
-      </w:r>
-      <w:r>
-        <w:t>ữ</w:t>
+        <w:t>Sinh ngày: 30/05/1988            Giới tính: Nữ</w:t>
       </w:r>
     </w:p>
     <w:p>
@@ -1021,31 +338,7 @@
         <w:ind w:left="288"/>
       </w:pPr>
       <w:r>
-        <w:t>Dân t</w:t>
-      </w:r>
-      <w:r>
-        <w:t>ộ</w:t>
-      </w:r>
-      <w:r>
-        <w:t>c: Kinh                   Qu</w:t>
-      </w:r>
-      <w:r>
-        <w:t>ố</w:t>
-      </w:r>
-      <w:r>
-        <w:t>c t</w:t>
-      </w:r>
-      <w:r>
-        <w:t>ị</w:t>
-      </w:r>
-      <w:r>
-        <w:t>ch: Vi</w:t>
-      </w:r>
-      <w:r>
-        <w:t>ệ</w:t>
-      </w:r>
-      <w:r>
-        <w:t>t Nam</w:t>
+        <w:t>Dân tộc: Kinh                   Quốc tịch: Việt Nam</w:t>
       </w:r>
     </w:p>
     <w:p>
@@ -1054,43 +347,7 @@
         <w:ind w:left="288"/>
       </w:pPr>
       <w:r>
-        <w:t>Lo</w:t>
-      </w:r>
-      <w:r>
-        <w:t>ạ</w:t>
-      </w:r>
-      <w:r>
-        <w:t>i gi</w:t>
-      </w:r>
-      <w:r>
-        <w:t>ấ</w:t>
-      </w:r>
-      <w:r>
-        <w:t>y t</w:t>
-      </w:r>
-      <w:r>
-        <w:t>ờ</w:t>
-      </w:r>
-      <w:r>
-        <w:t xml:space="preserve"> pháp lý c</w:t>
-      </w:r>
-      <w:r>
-        <w:t>ủ</w:t>
-      </w:r>
-      <w:r>
-        <w:t>a cá nhân: Th</w:t>
-      </w:r>
-      <w:r>
-        <w:t>ẻ</w:t>
-      </w:r>
-      <w:r>
-        <w:t xml:space="preserve"> căn cư</w:t>
-      </w:r>
-      <w:r>
-        <w:t>ớ</w:t>
-      </w:r>
-      <w:r>
-        <w:t>c công dân</w:t>
+        <w:t>Loại giấy tờ pháp lý của cá nhân: Thẻ căn cước công dân</w:t>
       </w:r>
     </w:p>
     <w:p>
@@ -1099,34 +356,7 @@
         <w:ind w:left="288"/>
       </w:pPr>
       <w:r>
-        <w:t>S</w:t>
-      </w:r>
-      <w:r>
-        <w:t>ố</w:t>
-      </w:r>
-      <w:r>
-        <w:t xml:space="preserve"> gi</w:t>
-      </w:r>
-      <w:r>
-        <w:t>ấ</w:t>
-      </w:r>
-      <w:r>
-        <w:t>y t</w:t>
-      </w:r>
-      <w:r>
-        <w:t>ờ</w:t>
-      </w:r>
-      <w:r>
-        <w:t xml:space="preserve"> pháp lý c</w:t>
-      </w:r>
-      <w:r>
-        <w:t>ủ</w:t>
-      </w:r>
-      <w:r>
-        <w:t xml:space="preserve">a cá nhân: </w:t>
-      </w:r>
-      <w:r>
-        <w:t>089188026273</w:t>
+        <w:t>Số giấy tờ pháp lý của cá nhân: 089188026273</w:t>
       </w:r>
     </w:p>
     <w:p>
@@ -1135,61 +365,7 @@
         <w:ind w:left="288"/>
       </w:pPr>
       <w:r>
-        <w:t>Ngày c</w:t>
-      </w:r>
-      <w:r>
-        <w:t>ấ</w:t>
-      </w:r>
-      <w:r>
-        <w:t>p: 12/08/2021           Nơi c</w:t>
-      </w:r>
-      <w:r>
-        <w:t>ấ</w:t>
-      </w:r>
-      <w:r>
-        <w:t>p: C</w:t>
-      </w:r>
-      <w:r>
-        <w:t>ụ</w:t>
-      </w:r>
-      <w:r>
-        <w:t>c c</w:t>
-      </w:r>
-      <w:r>
-        <w:t>ả</w:t>
-      </w:r>
-      <w:r>
-        <w:t>nh sát qu</w:t>
-      </w:r>
-      <w:r>
-        <w:t>ả</w:t>
-      </w:r>
-      <w:r>
-        <w:t>n lý hành chính v</w:t>
-      </w:r>
-      <w:r>
-        <w:t>ề</w:t>
-      </w:r>
-      <w:r>
-        <w:t xml:space="preserve"> tr</w:t>
-      </w:r>
-      <w:r>
-        <w:t>ậ</w:t>
-      </w:r>
-      <w:r>
-        <w:t>t t</w:t>
-      </w:r>
-      <w:r>
-        <w:t>ự</w:t>
-      </w:r>
-      <w:r>
-        <w:t xml:space="preserve"> xã h</w:t>
-      </w:r>
-      <w:r>
-        <w:t>ộ</w:t>
-      </w:r>
-      <w:r>
-        <w:t>i</w:t>
+        <w:t>Ngày cấp: 12/08/2021           Nơi cấp: Cục cảnh sát quản lý hành chính về trật tự xã hội</w:t>
       </w:r>
     </w:p>
     <w:p>
@@ -1198,79 +374,7 @@
         <w:ind w:left="288"/>
       </w:pPr>
       <w:r>
-        <w:t>Đ</w:t>
-      </w:r>
-      <w:r>
-        <w:t>ị</w:t>
-      </w:r>
-      <w:r>
-        <w:t>a ch</w:t>
-      </w:r>
-      <w:r>
-        <w:t>ỉ</w:t>
-      </w:r>
-      <w:r>
-        <w:t xml:space="preserve"> thư</w:t>
-      </w:r>
-      <w:r>
-        <w:t>ờ</w:t>
-      </w:r>
-      <w:r>
-        <w:t>ng trú: S</w:t>
-      </w:r>
-      <w:r>
-        <w:t>ố</w:t>
-      </w:r>
-      <w:r>
-        <w:t xml:space="preserve"> 35, Đư</w:t>
-      </w:r>
-      <w:r>
-        <w:t>ờ</w:t>
-      </w:r>
-      <w:r>
-        <w:t>ng ĐX 119, Khu 7, Phư</w:t>
-      </w:r>
-      <w:r>
-        <w:t>ờ</w:t>
-      </w:r>
-      <w:r>
-        <w:t>ng Tân An, Thành ph</w:t>
-      </w:r>
-      <w:r>
-        <w:t>ố</w:t>
-      </w:r>
-      <w:r>
-        <w:t xml:space="preserve"> Th</w:t>
-      </w:r>
-      <w:r>
-        <w:t>ủ</w:t>
-      </w:r>
-      <w:r>
-        <w:t xml:space="preserve"> D</w:t>
-      </w:r>
-      <w:r>
-        <w:t>ầ</w:t>
-      </w:r>
-      <w:r>
-        <w:t>u M</w:t>
-      </w:r>
-      <w:r>
-        <w:t>ộ</w:t>
-      </w:r>
-      <w:r>
-        <w:t>t, T</w:t>
-      </w:r>
-      <w:r>
-        <w:t>ỉ</w:t>
-      </w:r>
-      <w:r>
-        <w:t>nh Bình Dương, Vi</w:t>
-      </w:r>
-      <w:r>
-        <w:t>ệ</w:t>
-      </w:r>
-      <w:r>
-        <w:t>t Nam</w:t>
+        <w:t>Địa chỉ thường trú: Số 35, Đường ĐX 119, Khu 7, Phường Tân An, Thành phố Thủ Dầu Một, Tỉnh Bình Dương, Việt Nam</w:t>
       </w:r>
     </w:p>
     <w:p>
@@ -1279,82 +383,7 @@
         <w:ind w:left="288"/>
       </w:pPr>
       <w:r>
-        <w:t>Đ</w:t>
-      </w:r>
-      <w:r>
-        <w:t>ị</w:t>
-      </w:r>
-      <w:r>
-        <w:t>a ch</w:t>
-      </w:r>
-      <w:r>
-        <w:t>ỉ</w:t>
-      </w:r>
-      <w:r>
-        <w:t xml:space="preserve"> liên l</w:t>
-      </w:r>
-      <w:r>
-        <w:t>ạ</w:t>
-      </w:r>
-      <w:r>
-        <w:t>c: S</w:t>
-      </w:r>
-      <w:r>
-        <w:t>ố</w:t>
-      </w:r>
-      <w:r>
-        <w:t xml:space="preserve"> 35, Đư</w:t>
-      </w:r>
-      <w:r>
-        <w:t>ờ</w:t>
-      </w:r>
-      <w:r>
-        <w:t>ng ĐX 119, Kh</w:t>
-      </w:r>
-      <w:r>
-        <w:t>u 7, Phư</w:t>
-      </w:r>
-      <w:r>
-        <w:t>ờ</w:t>
-      </w:r>
-      <w:r>
-        <w:t>ng Tân An, Thành ph</w:t>
-      </w:r>
-      <w:r>
-        <w:t>ố</w:t>
-      </w:r>
-      <w:r>
-        <w:t xml:space="preserve"> Th</w:t>
-      </w:r>
-      <w:r>
-        <w:t>ủ</w:t>
-      </w:r>
-      <w:r>
-        <w:t xml:space="preserve"> D</w:t>
-      </w:r>
-      <w:r>
-        <w:t>ầ</w:t>
-      </w:r>
-      <w:r>
-        <w:t>u M</w:t>
-      </w:r>
-      <w:r>
-        <w:t>ộ</w:t>
-      </w:r>
-      <w:r>
-        <w:t>t, T</w:t>
-      </w:r>
-      <w:r>
-        <w:t>ỉ</w:t>
-      </w:r>
-      <w:r>
-        <w:t>nh Bình Dương, Vi</w:t>
-      </w:r>
-      <w:r>
-        <w:t>ệ</w:t>
-      </w:r>
-      <w:r>
-        <w:t>t Nam</w:t>
+        <w:t>Địa chỉ liên lạc: Số 35, Đường ĐX 119, Khu 7, Phường Tân An, Thành phố Thủ Dầu Một, Tỉnh Bình Dương, Việt Nam</w:t>
       </w:r>
     </w:p>
     <w:p>
@@ -1365,67 +394,7 @@
         <w:rPr>
           <w:b/>
         </w:rPr>
-        <w:t>5. Ngư</w:t>
-      </w:r>
-      <w:r>
-        <w:rPr>
-          <w:b/>
-        </w:rPr>
-        <w:t>ờ</w:t>
-      </w:r>
-      <w:r>
-        <w:rPr>
-          <w:b/>
-        </w:rPr>
-        <w:t>i đ</w:t>
-      </w:r>
-      <w:r>
-        <w:rPr>
-          <w:b/>
-        </w:rPr>
-        <w:t>ạ</w:t>
-      </w:r>
-      <w:r>
-        <w:rPr>
-          <w:b/>
-        </w:rPr>
-        <w:t>i di</w:t>
-      </w:r>
-      <w:r>
-        <w:rPr>
-          <w:b/>
-        </w:rPr>
-        <w:t>ệ</w:t>
-      </w:r>
-      <w:r>
-        <w:rPr>
-          <w:b/>
-        </w:rPr>
-        <w:t>n theo pháp lu</w:t>
-      </w:r>
-      <w:r>
-        <w:rPr>
-          <w:b/>
-        </w:rPr>
-        <w:t>ậ</w:t>
-      </w:r>
-      <w:r>
-        <w:rPr>
-          <w:b/>
-        </w:rPr>
-        <w:t>t c</w:t>
-      </w:r>
-      <w:r>
-        <w:rPr>
-          <w:b/>
-        </w:rPr>
-        <w:t>ủ</w:t>
-      </w:r>
-      <w:r>
-        <w:rPr>
-          <w:b/>
-        </w:rPr>
-        <w:t>a công ty</w:t>
+        <w:t>5. Người đại diện theo pháp luật của công ty</w:t>
       </w:r>
     </w:p>
     <w:p>
@@ -1434,31 +403,31 @@
         <w:ind w:left="288"/>
       </w:pPr>
       <w:r>
-        <w:t>* H</w:t>
-      </w:r>
-      <w:r>
-        <w:t>ọ</w:t>
-      </w:r>
-      <w:r>
-        <w:t xml:space="preserve"> và tên: </w:t>
+        <w:t xml:space="preserve">* Họ và tên: </w:t>
       </w:r>
       <w:r>
         <w:rPr>
           <w:b/>
         </w:rPr>
-        <w:t>HU</w:t>
+        <w:t>HUỲNH MAI THANH TUYỀN</w:t>
+      </w:r>
+      <w:bookmarkStart w:id="0" w:name="_GoBack"/>
+      <w:bookmarkEnd w:id="0"/>
+    </w:p>
+    <w:p>
+      <w:pPr>
+        <w:spacing w:before="40" w:after="60"/>
+        <w:ind w:left="288"/>
+      </w:pPr>
+      <w:r>
+        <w:lastRenderedPageBreak/>
+        <w:t xml:space="preserve">Chức danh: </w:t>
       </w:r>
       <w:r>
         <w:rPr>
           <w:b/>
         </w:rPr>
-        <w:t>Ỳ</w:t>
-      </w:r>
-      <w:r>
-        <w:rPr>
-          <w:b/>
-        </w:rPr>
-        <w:t>NH MAI THANH TUYÊN</w:t>
+        <w:t>Chủ tịch công ty kiêm giám đốc</w:t>
       </w:r>
     </w:p>
     <w:p>
@@ -1467,56 +436,7 @@
         <w:ind w:left="288"/>
       </w:pPr>
       <w:r>
-        <w:lastRenderedPageBreak/>
-        <w:t>Ch</w:t>
-      </w:r>
-      <w:r>
-        <w:t>ứ</w:t>
-      </w:r>
-      <w:r>
-        <w:t xml:space="preserve">c danh: </w:t>
-      </w:r>
-      <w:r>
-        <w:rPr>
-          <w:b/>
-        </w:rPr>
-        <w:t>Ch</w:t>
-      </w:r>
-      <w:r>
-        <w:rPr>
-          <w:b/>
-        </w:rPr>
-        <w:t>ủ</w:t>
-      </w:r>
-      <w:r>
-        <w:rPr>
-          <w:b/>
-        </w:rPr>
-        <w:t xml:space="preserve"> t</w:t>
-      </w:r>
-      <w:r>
-        <w:rPr>
-          <w:b/>
-        </w:rPr>
-        <w:t>ị</w:t>
-      </w:r>
-      <w:r>
-        <w:rPr>
-          <w:b/>
-        </w:rPr>
-        <w:t>ch công ty kiêm giám đ</w:t>
-      </w:r>
-      <w:r>
-        <w:rPr>
-          <w:b/>
-        </w:rPr>
-        <w:t>ố</w:t>
-      </w:r>
-      <w:r>
-        <w:rPr>
-          <w:b/>
-        </w:rPr>
-        <w:t>c</w:t>
+        <w:t>Sinh ngày: 30/05/1988            Giới tính: Nữ</w:t>
       </w:r>
     </w:p>
     <w:p>
@@ -1525,16 +445,7 @@
         <w:ind w:left="288"/>
       </w:pPr>
       <w:r>
-        <w:t>Sinh ngày: 30/05/1988            Gi</w:t>
-      </w:r>
-      <w:r>
-        <w:t>ớ</w:t>
-      </w:r>
-      <w:r>
-        <w:t>i tính: N</w:t>
-      </w:r>
-      <w:r>
-        <w:t>ữ</w:t>
+        <w:t>Dân tộc: Kinh                   Quốc tịch: Việt Nam</w:t>
       </w:r>
     </w:p>
     <w:p>
@@ -1543,34 +454,7 @@
         <w:ind w:left="288"/>
       </w:pPr>
       <w:r>
-        <w:t>Dân t</w:t>
-      </w:r>
-      <w:r>
-        <w:t>ộ</w:t>
-      </w:r>
-      <w:r>
-        <w:t xml:space="preserve">c: Kinh     </w:t>
-      </w:r>
-      <w:r>
-        <w:t xml:space="preserve">              Qu</w:t>
-      </w:r>
-      <w:r>
-        <w:t>ố</w:t>
-      </w:r>
-      <w:r>
-        <w:t>c t</w:t>
-      </w:r>
-      <w:r>
-        <w:t>ị</w:t>
-      </w:r>
-      <w:r>
-        <w:t>ch: Vi</w:t>
-      </w:r>
-      <w:r>
-        <w:t>ệ</w:t>
-      </w:r>
-      <w:r>
-        <w:t>t Nam</w:t>
+        <w:t>Loại giấy tờ pháp lý của cá nhân: Thẻ căn cước công dân</w:t>
       </w:r>
     </w:p>
     <w:p>
@@ -1579,43 +463,7 @@
         <w:ind w:left="288"/>
       </w:pPr>
       <w:r>
-        <w:t>Lo</w:t>
-      </w:r>
-      <w:r>
-        <w:t>ạ</w:t>
-      </w:r>
-      <w:r>
-        <w:t>i gi</w:t>
-      </w:r>
-      <w:r>
-        <w:t>ấ</w:t>
-      </w:r>
-      <w:r>
-        <w:t>y t</w:t>
-      </w:r>
-      <w:r>
-        <w:t>ờ</w:t>
-      </w:r>
-      <w:r>
-        <w:t xml:space="preserve"> pháp lý c</w:t>
-      </w:r>
-      <w:r>
-        <w:t>ủ</w:t>
-      </w:r>
-      <w:r>
-        <w:t>a cá nhân: Th</w:t>
-      </w:r>
-      <w:r>
-        <w:t>ẻ</w:t>
-      </w:r>
-      <w:r>
-        <w:t xml:space="preserve"> căn cư</w:t>
-      </w:r>
-      <w:r>
-        <w:t>ớ</w:t>
-      </w:r>
-      <w:r>
-        <w:t>c công dân</w:t>
+        <w:t>Số giấy tờ pháp lý của cá nhân: 089188026273</w:t>
       </w:r>
     </w:p>
     <w:p>
@@ -1624,31 +472,7 @@
         <w:ind w:left="288"/>
       </w:pPr>
       <w:r>
-        <w:t>S</w:t>
-      </w:r>
-      <w:r>
-        <w:t>ố</w:t>
-      </w:r>
-      <w:r>
-        <w:t xml:space="preserve"> gi</w:t>
-      </w:r>
-      <w:r>
-        <w:t>ấ</w:t>
-      </w:r>
-      <w:r>
-        <w:t>y t</w:t>
-      </w:r>
-      <w:r>
-        <w:t>ờ</w:t>
-      </w:r>
-      <w:r>
-        <w:t xml:space="preserve"> pháp lý c</w:t>
-      </w:r>
-      <w:r>
-        <w:t>ủ</w:t>
-      </w:r>
-      <w:r>
-        <w:t>a cá nhân: 089188026273</w:t>
+        <w:t>Ngày cấp: 12/08/2021           Nơi cấp: Cục cảnh sát quản lý hành chính về trật tự xã hội</w:t>
       </w:r>
     </w:p>
     <w:p>
@@ -1657,61 +481,7 @@
         <w:ind w:left="288"/>
       </w:pPr>
       <w:r>
-        <w:t>Ngày c</w:t>
-      </w:r>
-      <w:r>
-        <w:t>ấ</w:t>
-      </w:r>
-      <w:r>
-        <w:t>p: 12/08/2021           Nơi c</w:t>
-      </w:r>
-      <w:r>
-        <w:t>ấ</w:t>
-      </w:r>
-      <w:r>
-        <w:t>p: C</w:t>
-      </w:r>
-      <w:r>
-        <w:t>ụ</w:t>
-      </w:r>
-      <w:r>
-        <w:t>c c</w:t>
-      </w:r>
-      <w:r>
-        <w:t>ả</w:t>
-      </w:r>
-      <w:r>
-        <w:t>nh sát qu</w:t>
-      </w:r>
-      <w:r>
-        <w:t>ả</w:t>
-      </w:r>
-      <w:r>
-        <w:t>n lý hành chính v</w:t>
-      </w:r>
-      <w:r>
-        <w:t>ề</w:t>
-      </w:r>
-      <w:r>
-        <w:t xml:space="preserve"> tr</w:t>
-      </w:r>
-      <w:r>
-        <w:t>ậ</w:t>
-      </w:r>
-      <w:r>
-        <w:t>t t</w:t>
-      </w:r>
-      <w:r>
-        <w:t>ự</w:t>
-      </w:r>
-      <w:r>
-        <w:t xml:space="preserve"> xã h</w:t>
-      </w:r>
-      <w:r>
-        <w:t>ộ</w:t>
-      </w:r>
-      <w:r>
-        <w:t>i</w:t>
+        <w:t>Địa chỉ thường trú: Số 35, Đường ĐX 119, Khu 7, Phường Tân An, Thành phố Thủ Dầu Một, Tỉnh Bình Dương, Việt Nam</w:t>
       </w:r>
     </w:p>
     <w:p>
@@ -1720,163 +490,7 @@
         <w:ind w:left="288"/>
       </w:pPr>
       <w:r>
-        <w:t>Đ</w:t>
-      </w:r>
-      <w:r>
-        <w:t>ị</w:t>
-      </w:r>
-      <w:r>
-        <w:t>a ch</w:t>
-      </w:r>
-      <w:r>
-        <w:t>ỉ</w:t>
-      </w:r>
-      <w:r>
-        <w:t xml:space="preserve"> thư</w:t>
-      </w:r>
-      <w:r>
-        <w:t>ờ</w:t>
-      </w:r>
-      <w:r>
-        <w:t>ng trú: S</w:t>
-      </w:r>
-      <w:r>
-        <w:t>ố</w:t>
-      </w:r>
-      <w:r>
-        <w:t xml:space="preserve"> 35, Đư</w:t>
-      </w:r>
-      <w:r>
-        <w:t>ờ</w:t>
-      </w:r>
-      <w:r>
-        <w:t>n</w:t>
-      </w:r>
-      <w:r>
-        <w:t>g ĐX 119, Khu 7, Phư</w:t>
-      </w:r>
-      <w:r>
-        <w:t>ờ</w:t>
-      </w:r>
-      <w:r>
-        <w:t>ng Tân An, Thành ph</w:t>
-      </w:r>
-      <w:r>
-        <w:t>ố</w:t>
-      </w:r>
-      <w:r>
-        <w:t xml:space="preserve"> Th</w:t>
-      </w:r>
-      <w:r>
-        <w:t>ủ</w:t>
-      </w:r>
-      <w:r>
-        <w:t xml:space="preserve"> D</w:t>
-      </w:r>
-      <w:r>
-        <w:t>ầ</w:t>
-      </w:r>
-      <w:r>
-        <w:t>u M</w:t>
-      </w:r>
-      <w:r>
-        <w:t>ộ</w:t>
-      </w:r>
-      <w:r>
-        <w:t>t, T</w:t>
-      </w:r>
-      <w:r>
-        <w:t>ỉ</w:t>
-      </w:r>
-      <w:r>
-        <w:t>nh Bình Dương, Vi</w:t>
-      </w:r>
-      <w:r>
-        <w:t>ệ</w:t>
-      </w:r>
-      <w:r>
-        <w:t>t Nam</w:t>
-      </w:r>
-    </w:p>
-    <w:p>
-      <w:pPr>
-        <w:spacing w:before="40" w:after="60"/>
-        <w:ind w:left="288"/>
-      </w:pPr>
-      <w:r>
-        <w:t>Đ</w:t>
-      </w:r>
-      <w:r>
-        <w:t>ị</w:t>
-      </w:r>
-      <w:r>
-        <w:t>a ch</w:t>
-      </w:r>
-      <w:r>
-        <w:t>ỉ</w:t>
-      </w:r>
-      <w:r>
-        <w:t xml:space="preserve"> liên l</w:t>
-      </w:r>
-      <w:r>
-        <w:t>ạ</w:t>
-      </w:r>
-      <w:r>
-        <w:t>c: S</w:t>
-      </w:r>
-      <w:r>
-        <w:t>ố</w:t>
-      </w:r>
-      <w:r>
-        <w:t xml:space="preserve"> 35, Đư</w:t>
-      </w:r>
-      <w:r>
-        <w:t>ờ</w:t>
-      </w:r>
-      <w:r>
-        <w:t>ng ĐX 119, Khu 7, Phư</w:t>
-      </w:r>
-      <w:r>
-        <w:t>ờ</w:t>
-      </w:r>
-      <w:r>
-        <w:t>ng Tân An, Thành ph</w:t>
-      </w:r>
-      <w:r>
-        <w:t>ố</w:t>
-      </w:r>
-      <w:r>
-        <w:t xml:space="preserve"> Th</w:t>
-      </w:r>
-      <w:r>
-        <w:t>ủ</w:t>
-      </w:r>
-      <w:r>
-        <w:t xml:space="preserve"> D</w:t>
-      </w:r>
-      <w:r>
-        <w:t>ầ</w:t>
-      </w:r>
-      <w:r>
-        <w:t>u M</w:t>
-      </w:r>
-      <w:r>
-        <w:t>ộ</w:t>
-      </w:r>
-      <w:r>
-        <w:t>t, T</w:t>
-      </w:r>
-      <w:r>
-        <w:t>ỉ</w:t>
-      </w:r>
-      <w:r>
-        <w:t>nh Bình Dương, Vi</w:t>
-      </w:r>
-      <w:r>
-        <w:t>ệ</w:t>
-      </w:r>
-      <w:r>
-        <w:t>t Nam</w:t>
+        <w:t>Địa chỉ liên lạc: Số 35, Đường ĐX 119, Khu 7, Phường Tân An, Thành phố Thủ Dầu Một, Tỉnh Bình Dương, Việt Nam</w:t>
       </w:r>
     </w:p>
     <w:p/>
@@ -13800,7 +12414,7 @@
 </file>
 
 <file path=customXml/itemProps1.xml><?xml version="1.0" encoding="utf-8"?>
-<ds:datastoreItem xmlns:ds="http://schemas.openxmlformats.org/officeDocument/2006/customXml" ds:itemID="{6075983A-F492-4FCB-B5AA-5976096B6041}">
+<ds:datastoreItem xmlns:ds="http://schemas.openxmlformats.org/officeDocument/2006/customXml" ds:itemID="{D18B0993-6EAC-4C6A-B6EE-4B844DF5FC75}">
   <ds:schemaRefs>
     <ds:schemaRef ds:uri="http://schemas.openxmlformats.org/officeDocument/2006/bibliography"/>
   </ds:schemaRefs>
